--- a/otchet_pz4_yourfit.docx
+++ b/otchet_pz4_yourfit.docx
@@ -514,7 +514,7 @@
           <w:b w:val="0"/>
           <w:sz w:val="24"/>
         </w:rPr>
-        <w:t>1. В аккаунте your0kk создан приватный репозиторий pz4-yourfit. Файл README.md содержит описание работы, ссылки на Android-проект и прототип Figma, а также порядок подключения участников.</w:t>
+        <w:t>1. В аккаунте your0kk создан приватный репозиторий pz4-yourfit. Файл README.md содержит описание работы и ссылки на Android-проект и прототип Figma. Порядок подключения участников записан в classmates.txt.</w:t>
       </w:r>
     </w:p>
     <w:p>
@@ -578,7 +578,7 @@
           <w:b w:val="0"/>
           <w:sz w:val="24"/>
         </w:rPr>
-        <w:t>5. Отправлены приглашения на совместную работу пользователям qwdxx012, MaLoxDa и k1sor с правом записи. На момент проверки k1sor подключен; приглашения qwdxx012 и MaLoxDa ожидают принятия.</w:t>
+        <w:t>5. Отправлены приглашения на совместную работу пользователям qwdxx012 и k1sor с правом записи. На момент проверки k1sor подключен; приглашение qwdxx012 ожидает принятия.</w:t>
       </w:r>
     </w:p>
     <w:p>
@@ -1149,7 +1149,7 @@
           <w:b w:val="0"/>
           <w:sz w:val="24"/>
         </w:rPr>
-        <w:t>Создан приватный репозиторий https://github.com/your0kk/pz4-yourfit. Выполнены добавление файлов, ветвление и клонирование; приглашены три соавтора. Подготовлена основа для их дальнейшей работы. Парный пункт с Android-репозиторием необходимо завершить после получения проекта одногруппника.</w:t>
+        <w:t>Создан приватный репозиторий https://github.com/your0kk/pz4-yourfit. Выполнены добавление файлов, ветвление и клонирование; приглашены два соавтора. Подготовлена основа для их дальнейшей работы. Парный пункт с Android-репозиторием необходимо завершить после получения проекта одногруппника.</w:t>
       </w:r>
     </w:p>
     <w:p>
@@ -1312,7 +1312,7 @@
       <w:r>
         <w:drawing>
           <wp:inline xmlns:a="http://schemas.openxmlformats.org/drawingml/2006/main" xmlns:pic="http://schemas.openxmlformats.org/drawingml/2006/picture">
-            <wp:extent cx="3600000" cy="6450000"/>
+            <wp:extent cx="3600000" cy="5514706"/>
             <wp:docPr id="4" name="Picture 4"/>
             <wp:cNvGraphicFramePr>
               <a:graphicFrameLocks noChangeAspect="1"/>
@@ -1333,7 +1333,7 @@
                   <pic:spPr>
                     <a:xfrm>
                       <a:off x="0" y="0"/>
-                      <a:ext cx="3600000" cy="6450000"/>
+                      <a:ext cx="3600000" cy="5514706"/>
                     </a:xfrm>
                     <a:prstGeom prst="rect"/>
                   </pic:spPr>
@@ -1373,7 +1373,7 @@
           <w:b w:val="0"/>
           <w:sz w:val="24"/>
         </w:rPr>
-        <w:t>Шереметов подключен к репозиторию; Корнилова и Крамской приглашены. Они смогут принять приглашения позже. Дальнейший порядок работы описан в файле classmates.txt основной ветки.</w:t>
+        <w:t>Участники работы: Ушаков Юрий Сергеевич, Крамской Николай и Шереметов Иван. Шереметов подключен к репозиторию; приглашение Крамскому ожидает принятия. Дальнейший порядок работы описан в файле classmates.txt основной ветки.</w:t>
       </w:r>
     </w:p>
     <w:sectPr>
